--- a/HRU-Quirofanos-Manual-Funcional-v3.22.0.docx
+++ b/HRU-Quirofanos-Manual-Funcional-v3.22.0.docx
@@ -4714,6 +4714,69 @@
         </w:numPr>
       </w:pPr>
       <w:r>
+        <w:rPr>
+          <w:b/>
+        </w:rPr>
+        <w:t xml:space="preserve">Cada firma es de quien está anotado en esa cirugía.</w:t>
+      </w:r>
+      <w:r>
+        <w:t xml:space="preserve"> Mientras el puesto esté libre, lo único que se puede hacer es anotarse; recién después se habilitan los pasos siguientes, y solo para esa persona. Si la instrumentadora no se anotó, no hay recuento inicial; otra enfermera no puede firmar por la circulante; otro anestesiólogo/a no puede firmar por el que figura.</w:t>
+      </w:r>
+    </w:p>
+    <w:p>
+      <w:pPr>
+        <w:pStyle w:val="Vieta"/>
+        <w:numPr>
+          <w:ilvl w:val="0"/>
+          <w:numId w:val="1"/>
+        </w:numPr>
+      </w:pPr>
+      <w:r>
+        <w:rPr>
+          <w:b/>
+        </w:rPr>
+        <w:t xml:space="preserve">Una persona, una sala.</w:t>
+      </w:r>
+      <w:r>
+        <w:t xml:space="preserve"> Quien figura en una cirugía que todavía no tuvo la Salida no puede anotarse en otra. Si lo intenta, la app pregunta si es un </w:t>
+      </w:r>
+      <w:r>
+        <w:rPr>
+          <w:b/>
+        </w:rPr>
+        <w:t xml:space="preserve">cambio de sala</w:t>
+      </w:r>
+      <w:r>
+        <w:t xml:space="preserve">: al confirmarlo deja libre el puesto anterior (queda registrado en las dos cirugías) y pasa a la nueva.</w:t>
+      </w:r>
+    </w:p>
+    <w:p>
+      <w:pPr>
+        <w:pStyle w:val="Vieta"/>
+        <w:numPr>
+          <w:ilvl w:val="0"/>
+          <w:numId w:val="1"/>
+        </w:numPr>
+      </w:pPr>
+      <w:r>
+        <w:rPr>
+          <w:b/>
+        </w:rPr>
+        <w:t xml:space="preserve">Arriba de Mi Sala, del Portal de Anestesiología y de los Portales</w:t>
+      </w:r>
+      <w:r>
+        <w:t xml:space="preserve"> se ve quién está usando la app: su nombre con sus iniciales, su función y, si corresponde, la sala donde está ahora («En Quirófano 1»).</w:t>
+      </w:r>
+    </w:p>
+    <w:p>
+      <w:pPr>
+        <w:pStyle w:val="Vieta"/>
+        <w:numPr>
+          <w:ilvl w:val="0"/>
+          <w:numId w:val="1"/>
+        </w:numPr>
+      </w:pPr>
+      <w:r>
         <w:t xml:space="preserve">Cada uno ve </w:t>
       </w:r>
       <w:r>
@@ -4735,7 +4798,7 @@
         </w:numPr>
       </w:pPr>
       <w:r>
-        <w:t xml:space="preserve">Cuando le toca, la app le avisa sola («Le toca: Entrada»). Si el paso espera la firma de otro, el botón </w:t>
+        <w:t xml:space="preserve">Cuando le toca, la app lo dice con lo que hay que hacer («Le toca: anotarse en esta cirugía», «Le toca: firmar la Entrada») y, si espera a otro, a quién y para qué («Esperando a Lic. Ruiz para firmar la Entrada»). Si el paso espera la firma de otro, el botón </w:t>
       </w:r>
       <w:r>
         <w:rPr>
@@ -4805,6 +4868,292 @@
       </w:r>
       <w:r>
         <w:t xml:space="preserve">: está aprobada por las áreas técnicas y espera la confirmación de la Jefatura; «En curso» (naranja) aparece recién cuando el cirujano toca Iniciar.</w:t>
+      </w:r>
+    </w:p>
+    <w:p>
+      <w:pPr>
+        <w:pStyle w:val="Ttulo2"/>
+      </w:pPr>
+      <w:r>
+        <w:t xml:space="preserve">3.2 ter. Mi pulso en quirófano (prueba piloto)</w:t>
+      </w:r>
+    </w:p>
+    <w:p>
+      <w:pPr>
+        <w:pStyle w:val="Normal"/>
+      </w:pPr>
+      <w:r>
+        <w:t xml:space="preserve">El cirujano que </w:t>
+      </w:r>
+      <w:r>
+        <w:rPr>
+          <w:b/>
+        </w:rPr>
+        <w:t xml:space="preserve">quiera</w:t>
+      </w:r>
+      <w:r>
+        <w:t xml:space="preserve"> puede conectar su reloj o banda y, al terminar la cirugía, la app le dice si fue </w:t>
+      </w:r>
+      <w:r>
+        <w:rPr>
+          <w:b/>
+        </w:rPr>
+        <w:t xml:space="preserve">relajada, moderada o exigente para él</w:t>
+      </w:r>
+      <w:r>
+        <w:t xml:space="preserve"> y le aconseja seguir operando o tomarse un descanso. Está en el menú del cirujano, </w:t>
+      </w:r>
+      <w:r>
+        <w:rPr>
+          <w:b/>
+        </w:rPr>
+        <w:t xml:space="preserve">Mi pulso (piloto)</w:t>
+      </w:r>
+      <w:r>
+        <w:t xml:space="preserve">.</w:t>
+      </w:r>
+    </w:p>
+    <w:p>
+      <w:pPr>
+        <w:pStyle w:val="Vieta"/>
+        <w:numPr>
+          <w:ilvl w:val="0"/>
+          <w:numId w:val="1"/>
+        </w:numPr>
+      </w:pPr>
+      <w:r>
+        <w:rPr>
+          <w:b/>
+        </w:rPr>
+        <w:t xml:space="preserve">Voluntario y con consentimiento:</w:t>
+      </w:r>
+      <w:r>
+        <w:t xml:space="preserve"> la primera vez se explica qué mide, dónde queda y por cuánto tiempo, y hay que tildar «Entiendo y quiero participar». </w:t>
+      </w:r>
+      <w:r>
+        <w:rPr>
+          <w:b/>
+        </w:rPr>
+        <w:t xml:space="preserve">Dejar la prueba piloto</w:t>
+      </w:r>
+      <w:r>
+        <w:t xml:space="preserve"> borra todo y la desactiva.</w:t>
+      </w:r>
+    </w:p>
+    <w:p>
+      <w:pPr>
+        <w:pStyle w:val="Vieta"/>
+        <w:numPr>
+          <w:ilvl w:val="0"/>
+          <w:numId w:val="1"/>
+        </w:numPr>
+      </w:pPr>
+      <w:r>
+        <w:rPr>
+          <w:b/>
+        </w:rPr>
+        <w:t xml:space="preserve">Relojes y equipos:</w:t>
+      </w:r>
+      <w:r>
+        <w:t xml:space="preserve"> los que transmiten la frecuencia cardíaca por Bluetooth —Garmin con «Transmitir frecuencia cardíaca», Polar, Coros, bandas de pecho—. El Apple Watch necesita una app que la transmita. Funciona en </w:t>
+      </w:r>
+      <w:r>
+        <w:rPr>
+          <w:b/>
+        </w:rPr>
+        <w:t xml:space="preserve">Chrome en Android o en una computadora</w:t>
+      </w:r>
+      <w:r>
+        <w:t xml:space="preserve">; </w:t>
+      </w:r>
+      <w:r>
+        <w:rPr>
+          <w:b/>
+        </w:rPr>
+        <w:t xml:space="preserve">en iPhone y iPad no es posible</w:t>
+      </w:r>
+      <w:r>
+        <w:t xml:space="preserve">. </w:t>
+      </w:r>
+      <w:r>
+        <w:rPr>
+          <w:b/>
+        </w:rPr>
+        <w:t xml:space="preserve">Probar sin reloj</w:t>
+      </w:r>
+      <w:r>
+        <w:t xml:space="preserve"> y </w:t>
+      </w:r>
+      <w:r>
+        <w:rPr>
+          <w:b/>
+        </w:rPr>
+        <w:t xml:space="preserve">Simulación rápida</w:t>
+      </w:r>
+      <w:r>
+        <w:t xml:space="preserve"> muestran la herramienta con datos simulados, marcados como tales.</w:t>
+      </w:r>
+    </w:p>
+    <w:p>
+      <w:pPr>
+        <w:pStyle w:val="Vieta"/>
+        <w:numPr>
+          <w:ilvl w:val="0"/>
+          <w:numId w:val="1"/>
+        </w:numPr>
+      </w:pPr>
+      <w:r>
+        <w:rPr>
+          <w:b/>
+        </w:rPr>
+        <w:t xml:space="preserve">Durante la cirugía:</w:t>
+      </w:r>
+      <w:r>
+        <w:t xml:space="preserve"> se elige la cirugía del día (o «sin vincular») y </w:t>
+      </w:r>
+      <w:r>
+        <w:rPr>
+          <w:b/>
+        </w:rPr>
+        <w:t xml:space="preserve">Conectar mi reloj</w:t>
+      </w:r>
+      <w:r>
+        <w:t xml:space="preserve">. Los primeros 3 minutos toman su </w:t>
+      </w:r>
+      <w:r>
+        <w:rPr>
+          <w:b/>
+        </w:rPr>
+        <w:t xml:space="preserve">nivel de arranque</w:t>
+      </w:r>
+      <w:r>
+        <w:t xml:space="preserve">; después, un corazón muestra las pulsaciones con color verde (en su nivel), ámbar (por encima) o rojo (muy por encima), y una curva. Si se cambia de pantalla, queda un corazón flotante que lleva de vuelta.</w:t>
+      </w:r>
+    </w:p>
+    <w:p>
+      <w:pPr>
+        <w:pStyle w:val="Vieta"/>
+        <w:numPr>
+          <w:ilvl w:val="0"/>
+          <w:numId w:val="1"/>
+        </w:numPr>
+      </w:pPr>
+      <w:r>
+        <w:rPr>
+          <w:b/>
+        </w:rPr>
+        <w:t xml:space="preserve">Al terminar</w:t>
+      </w:r>
+      <w:r>
+        <w:t xml:space="preserve"> («Terminar y ver el resultado»): promedio, máximo, su nivel, el porcentaje del tiempo por encima y, si el reloj la envía, la </w:t>
+      </w:r>
+      <w:r>
+        <w:rPr>
+          <w:b/>
+        </w:rPr>
+        <w:t xml:space="preserve">variabilidad entre latidos</w:t>
+      </w:r>
+      <w:r>
+        <w:t xml:space="preserve"> (baja con el estrés). Con eso clasifica la cirugía y aconseja: </w:t>
+      </w:r>
+      <w:r>
+        <w:rPr>
+          <w:b/>
+        </w:rPr>
+        <w:t xml:space="preserve">relajada</w:t>
+      </w:r>
+      <w:r>
+        <w:t xml:space="preserve">, seguir con normalidad; </w:t>
+      </w:r>
+      <w:r>
+        <w:rPr>
+          <w:b/>
+        </w:rPr>
+        <w:t xml:space="preserve">moderada</w:t>
+      </w:r>
+      <w:r>
+        <w:t xml:space="preserve">, unos 10 minutos de pausa; </w:t>
+      </w:r>
+      <w:r>
+        <w:rPr>
+          <w:b/>
+        </w:rPr>
+        <w:t xml:space="preserve">exigente</w:t>
+      </w:r>
+      <w:r>
+        <w:t xml:space="preserve">, 20 a 30 minutos y, si se puede, que la siguiente no sea de alta complejidad. Si es la segunda exigente del día, sugiere hablar con la Jefatura. Con menos de 5 minutos no se evalúa.</w:t>
+      </w:r>
+    </w:p>
+    <w:p>
+      <w:pPr>
+        <w:pStyle w:val="Vieta"/>
+        <w:numPr>
+          <w:ilvl w:val="0"/>
+          <w:numId w:val="1"/>
+        </w:numPr>
+      </w:pPr>
+      <w:r>
+        <w:rPr>
+          <w:b/>
+        </w:rPr>
+        <w:t xml:space="preserve">Compara con usted mismo</w:t>
+      </w:r>
+      <w:r>
+        <w:t xml:space="preserve">, no con un número fijo: su nivel de arranque y el de sus mediciones anteriores (las simulaciones no cuentan).</w:t>
+      </w:r>
+    </w:p>
+    <w:p>
+      <w:pPr>
+        <w:pStyle w:val="Vieta"/>
+        <w:numPr>
+          <w:ilvl w:val="0"/>
+          <w:numId w:val="1"/>
+        </w:numPr>
+      </w:pPr>
+      <w:r>
+        <w:rPr>
+          <w:b/>
+        </w:rPr>
+        <w:t xml:space="preserve">Protección de datos (Ley 25.326, dato de salud):</w:t>
+      </w:r>
+      <w:r>
+        <w:t xml:space="preserve"> las mediciones quedan </w:t>
+      </w:r>
+      <w:r>
+        <w:rPr>
+          <w:b/>
+        </w:rPr>
+        <w:t xml:space="preserve">solo en ese teléfono o computadora</w:t>
+      </w:r>
+      <w:r>
+        <w:t xml:space="preserve">; no se mandan a la base del hospital, ni a la Jefatura, ni a nadie. Se guarda un resumen por cirugía (un promedio por minuto, no cada latido), de la cirugía solo el procedimiento y la sala —nada del paciente—, y </w:t>
+      </w:r>
+      <w:r>
+        <w:rPr>
+          <w:b/>
+        </w:rPr>
+        <w:t xml:space="preserve">se borran solas a los 30 días</w:t>
+      </w:r>
+      <w:r>
+        <w:t xml:space="preserve">; se pueden borrar antes una por una o todas. Conviene usar un equipo propio, no uno compartido.</w:t>
+      </w:r>
+    </w:p>
+    <w:p>
+      <w:pPr>
+        <w:pStyle w:val="Vieta"/>
+        <w:numPr>
+          <w:ilvl w:val="0"/>
+          <w:numId w:val="1"/>
+        </w:numPr>
+      </w:pPr>
+      <w:r>
+        <w:rPr>
+          <w:b/>
+        </w:rPr>
+        <w:t xml:space="preserve">Es una orientación, no un diagnóstico médico.</w:t>
+      </w:r>
+      <w:r>
+        <w:t xml:space="preserve"> Ante palpitaciones, dolor de pecho o mareos, dejar la cirugía en manos del equipo y consultar.</w:t>
       </w:r>
     </w:p>
     <w:p>
@@ -8098,7 +8447,34 @@
         <w:t xml:space="preserve">Estadísticas</w:t>
       </w:r>
       <w:r>
-        <w:t xml:space="preserve">: la actividad de la semana en curso, de lunes a domingo, en seis gráficos —cirugías programadas y de urgencia, endoscopías programadas y de urgencia, cesáreas programadas y de urgencia—, actualizada en vivo. Solo cuenta casos cerrados. </w:t>
+        <w:t xml:space="preserve">, el </w:t>
+      </w:r>
+      <w:r>
+        <w:rPr>
+          <w:b/>
+        </w:rPr>
+        <w:t xml:space="preserve">Pulso de la semana</w:t>
+      </w:r>
+      <w:r>
+        <w:t xml:space="preserve">: el total de intervenciones de la semana en curso (de lunes a domingo, con la tira de los siete días y el de hoy resaltado), una tarjeta por área —Quirófanos, Endoscopía y Obstetricia— con un </w:t>
+      </w:r>
+      <w:r>
+        <w:rPr>
+          <w:b/>
+        </w:rPr>
+        <w:t xml:space="preserve">mosaico donde cada cuadradito es una intervención</w:t>
+      </w:r>
+      <w:r>
+        <w:t xml:space="preserve"> (azul, verde o violeta las programadas; rojo las de urgencia) y la </w:t>
+      </w:r>
+      <w:r>
+        <w:rPr>
+          <w:b/>
+        </w:rPr>
+        <w:t xml:space="preserve">balanza</w:t>
+      </w:r>
+      <w:r>
+        <w:t xml:space="preserve"> entre lo programado y la urgencia, actualizado en vivo. Si una semana tiene muchas, cada cuadradito pasa a valer varias y la tarjeta lo aclara. Solo cuenta casos cerrados. </w:t>
       </w:r>
       <w:r>
         <w:rPr>
@@ -10053,6 +10429,132 @@
       </w:pPr>
       <w:r>
         <w:t xml:space="preserve">Versión 3.22 — Anestesiología, portales del equipo y rediseños</w:t>
+      </w:r>
+    </w:p>
+    <w:p>
+      <w:pPr>
+        <w:pStyle w:val="Vieta"/>
+        <w:numPr>
+          <w:ilvl w:val="0"/>
+          <w:numId w:val="1"/>
+        </w:numPr>
+      </w:pPr>
+      <w:r>
+        <w:rPr>
+          <w:b/>
+        </w:rPr>
+        <w:t xml:space="preserve">Mi pulso en quirófano (prueba piloto)</w:t>
+      </w:r>
+      <w:r>
+        <w:t xml:space="preserve"> para el cirujano que quiera: reloj por Bluetooth, cirugía relajada, moderada o exigente según su propio nivel y consejo de descanso; los datos quedan solo en su equipo y se borran a los 30 días (sección 3.2 ter).</w:t>
+      </w:r>
+    </w:p>
+    <w:p>
+      <w:pPr>
+        <w:pStyle w:val="Vieta"/>
+        <w:numPr>
+          <w:ilvl w:val="0"/>
+          <w:numId w:val="1"/>
+        </w:numPr>
+      </w:pPr>
+      <w:r>
+        <w:rPr>
+          <w:b/>
+        </w:rPr>
+        <w:t xml:space="preserve">Manual interactivo</w:t>
+      </w:r>
+      <w:r>
+        <w:t xml:space="preserve"> (botón 🎬 en el menú y en la pantalla de ingreso, con o sin cuenta): cada sector —cirujanos, anestesiólogos, Jefa de Anestesia, Enfermería, Instrumentación, Jefatura y Dirección— elige su sección y ve capítulo por capítulo cómo funciona, con </w:t>
+      </w:r>
+      <w:r>
+        <w:rPr>
+          <w:b/>
+        </w:rPr>
+        <w:t xml:space="preserve">▶ Mirar</w:t>
+      </w:r>
+      <w:r>
+        <w:t xml:space="preserve"> (se juega solo) o </w:t>
+      </w:r>
+      <w:r>
+        <w:rPr>
+          <w:b/>
+        </w:rPr>
+        <w:t xml:space="preserve">✋ Probarlo yo</w:t>
+      </w:r>
+      <w:r>
+        <w:t xml:space="preserve">, desde el ingreso hasta la cirugía terminada, la lista mensual de Anestesiología y las coberturas de guardia y planta. Usa datos inventados, no toca la app real, se descarga solo al abrirlo y no queda guardado en el teléfono.</w:t>
+      </w:r>
+    </w:p>
+    <w:p>
+      <w:pPr>
+        <w:pStyle w:val="Vieta"/>
+        <w:numPr>
+          <w:ilvl w:val="0"/>
+          <w:numId w:val="1"/>
+        </w:numPr>
+      </w:pPr>
+      <w:r>
+        <w:rPr>
+          <w:b/>
+        </w:rPr>
+        <w:t xml:space="preserve">Firmas de quien está anotado</w:t>
+      </w:r>
+      <w:r>
+        <w:t xml:space="preserve"> y </w:t>
+      </w:r>
+      <w:r>
+        <w:rPr>
+          <w:b/>
+        </w:rPr>
+        <w:t xml:space="preserve">una persona, una sala</w:t>
+      </w:r>
+      <w:r>
+        <w:t xml:space="preserve"> (con «cambio de sala»); el nombre, la función y la sala de quien usa cada portal, arriba; «Le toca:» dicho con lo que hay que hacer.</w:t>
+      </w:r>
+    </w:p>
+    <w:p>
+      <w:pPr>
+        <w:pStyle w:val="Vieta"/>
+        <w:numPr>
+          <w:ilvl w:val="0"/>
+          <w:numId w:val="1"/>
+        </w:numPr>
+      </w:pPr>
+      <w:r>
+        <w:rPr>
+          <w:b/>
+        </w:rPr>
+        <w:t xml:space="preserve">Ingreso</w:t>
+      </w:r>
+      <w:r>
+        <w:t xml:space="preserve"> en una sola columna en todas las pantallas: la foto arriba y el formulario abajo.</w:t>
+      </w:r>
+    </w:p>
+    <w:p>
+      <w:pPr>
+        <w:pStyle w:val="Vieta"/>
+        <w:numPr>
+          <w:ilvl w:val="0"/>
+          <w:numId w:val="1"/>
+        </w:numPr>
+      </w:pPr>
+      <w:r>
+        <w:rPr>
+          <w:b/>
+        </w:rPr>
+        <w:t xml:space="preserve">Estadísticas públicas</w:t>
+      </w:r>
+      <w:r>
+        <w:t xml:space="preserve"> rediseñadas como </w:t>
+      </w:r>
+      <w:r>
+        <w:rPr>
+          <w:b/>
+        </w:rPr>
+        <w:t xml:space="preserve">Pulso de la semana</w:t>
+      </w:r>
+      <w:r>
+        <w:t xml:space="preserve"> (mosaico por intervención y balanza programadas/urgencias), con las mismas seis cifras de siempre.</w:t>
       </w:r>
     </w:p>
     <w:p>
